--- a/Witems2.docx
+++ b/Witems2.docx
@@ -32,21 +32,7 @@
           <w:b/>
           <w:bCs/>
         </w:rPr>
-        <w:t>291</w:t>
-      </w:r>
-      <w:r>
-        <w:rPr>
-          <w:b/>
-          <w:bCs/>
-        </w:rPr>
-        <w:t xml:space="preserve">: </w:t>
-      </w:r>
-      <w:r>
-        <w:rPr>
-          <w:b/>
-          <w:bCs/>
-        </w:rPr>
-        <w:t>(Display edit contact details page)</w:t>
+        <w:t>291: (Display edit contact details page)</w:t>
       </w:r>
     </w:p>
     <w:p/>
@@ -76,26 +62,22 @@
         <w:rPr>
           <w:b/>
           <w:bCs/>
-        </w:rPr>
-      </w:pPr>
-      <w:r>
-        <w:rPr>
-          <w:b/>
-          <w:bCs/>
-        </w:rPr>
-        <w:t>293</w:t>
-      </w:r>
-      <w:r>
-        <w:rPr>
-          <w:b/>
-          <w:bCs/>
-        </w:rPr>
-        <w:t xml:space="preserve"> </w:t>
-      </w:r>
-      <w:r>
-        <w:rPr>
-          <w:b/>
-          <w:bCs/>
+          <w:u w:val="single"/>
+        </w:rPr>
+      </w:pPr>
+      <w:r>
+        <w:rPr>
+          <w:b/>
+          <w:bCs/>
+          <w:u w:val="single"/>
+        </w:rPr>
+        <w:t xml:space="preserve">293 </w:t>
+      </w:r>
+      <w:r>
+        <w:rPr>
+          <w:b/>
+          <w:bCs/>
+          <w:u w:val="single"/>
         </w:rPr>
         <w:t>(Validate changed contact details)</w:t>
       </w:r>
@@ -103,6 +85,7 @@
         <w:rPr>
           <w:b/>
           <w:bCs/>
+          <w:u w:val="single"/>
         </w:rPr>
         <w:t>:</w:t>
       </w:r>
@@ -124,37 +107,198 @@
     <w:p>
       <w:r>
         <w:t>SO THAT ensure data quality and to ensure, that when passed to the back-end systems (e.g. Microsoft Dynamics), the new contact details can be saved</w:t>
+      </w:r>
+    </w:p>
+    <w:p>
+      <w:pPr>
+        <w:rPr>
+          <w:b/>
+          <w:bCs/>
+          <w:sz w:val="22"/>
+          <w:szCs w:val="22"/>
+        </w:rPr>
+      </w:pPr>
+    </w:p>
+    <w:p>
+      <w:pPr>
+        <w:rPr>
+          <w:sz w:val="22"/>
+          <w:szCs w:val="22"/>
+        </w:rPr>
+      </w:pPr>
+      <w:r>
+        <w:rPr>
+          <w:b/>
+          <w:bCs/>
+          <w:sz w:val="22"/>
+          <w:szCs w:val="22"/>
+        </w:rPr>
+        <w:t>Criteria</w:t>
+      </w:r>
+    </w:p>
+    <w:p>
+      <w:r>
+        <w:t>GIVEN I am a member portal account holder</w:t>
+      </w:r>
+    </w:p>
+    <w:p>
+      <w:r>
+        <w:t>WHEN I change my contact details</w:t>
+      </w:r>
+    </w:p>
+    <w:p>
+      <w:r>
+        <w:t>THEN my new contact details are to undergo basic in-field validation based on the following:</w:t>
+      </w:r>
+    </w:p>
+    <w:p/>
+    <w:p>
+      <w:pPr>
+        <w:spacing w:after="0" w:line="240" w:lineRule="auto"/>
+      </w:pPr>
+      <w:r>
+        <w:t xml:space="preserve">      </w:t>
+      </w:r>
+      <w:r>
+        <w:tab/>
+      </w:r>
+      <w:r>
+        <w:tab/>
+      </w:r>
+      <w:r>
+        <w:tab/>
+      </w:r>
+      <w:r>
+        <w:t>Type                       Length       Mandatory or Optional</w:t>
+      </w:r>
+    </w:p>
+    <w:p>
+      <w:pPr>
+        <w:spacing w:after="0" w:line="240" w:lineRule="auto"/>
+      </w:pPr>
+      <w:r>
+        <w:t>email address           Alphanumeric            100</w:t>
+      </w:r>
+      <w:r>
+        <w:tab/>
+      </w:r>
+      <w:r>
+        <w:t>Mandatory</w:t>
+      </w:r>
+    </w:p>
+    <w:p>
+      <w:pPr>
+        <w:spacing w:after="0" w:line="240" w:lineRule="auto"/>
+      </w:pPr>
+      <w:r>
+        <w:t>Mobile number         Alphanumeric           </w:t>
+      </w:r>
+      <w:r>
+        <w:t>10-14</w:t>
+      </w:r>
+      <w:r>
+        <w:tab/>
+      </w:r>
+      <w:r>
+        <w:t>Mandatory</w:t>
+      </w:r>
+    </w:p>
+    <w:p>
+      <w:pPr>
+        <w:spacing w:after="0" w:line="240" w:lineRule="auto"/>
+      </w:pPr>
+      <w:r>
+        <w:t>Landline number      Alphanumeric           </w:t>
+      </w:r>
+      <w:r>
+        <w:t>10-16</w:t>
+      </w:r>
+      <w:r>
+        <w:tab/>
+      </w:r>
+      <w:r>
+        <w:t>Optional</w:t>
+      </w:r>
+    </w:p>
+    <w:p/>
+    <w:p>
+      <w:r>
+        <w:rPr>
+          <w:b/>
+          <w:bCs/>
+        </w:rPr>
+        <w:t>Scenario: Pass</w:t>
+      </w:r>
+    </w:p>
+    <w:p>
+      <w:r>
+        <w:lastRenderedPageBreak/>
+        <w:t>GIVEN I am a member portal account holder</w:t>
+      </w:r>
+    </w:p>
+    <w:p>
+      <w:r>
+        <w:t>WHEN I change my contact details</w:t>
+      </w:r>
+    </w:p>
+    <w:p>
+      <w:r>
+        <w:t>AND my new contact details satisfy the above</w:t>
+      </w:r>
+    </w:p>
+    <w:p>
+      <w:r>
+        <w:t>THEN to be treated as valid</w:t>
+      </w:r>
+    </w:p>
+    <w:p/>
+    <w:p>
+      <w:r>
+        <w:rPr>
+          <w:b/>
+          <w:bCs/>
+        </w:rPr>
+        <w:t>Scenario: Fail</w:t>
+      </w:r>
+    </w:p>
+    <w:p>
+      <w:r>
+        <w:t>GIVEN I am a member portal account holder</w:t>
+      </w:r>
+    </w:p>
+    <w:p>
+      <w:r>
+        <w:t>WHEN I change my contact details</w:t>
+      </w:r>
+    </w:p>
+    <w:p>
+      <w:r>
+        <w:t>AND my new contact details do not satisfy the above</w:t>
+      </w:r>
+    </w:p>
+    <w:p>
+      <w:r>
+        <w:t>THEN to be treated as an error</w:t>
       </w:r>
     </w:p>
     <w:p/>
     <w:p/>
-    <w:p>
-      <w:pPr>
-        <w:rPr>
-          <w:b/>
-          <w:bCs/>
-        </w:rPr>
-      </w:pPr>
-      <w:r>
-        <w:rPr>
-          <w:b/>
-          <w:bCs/>
-        </w:rPr>
-        <w:t>294</w:t>
-      </w:r>
-      <w:r>
-        <w:rPr>
-          <w:b/>
-          <w:bCs/>
-        </w:rPr>
-        <w:t xml:space="preserve">: </w:t>
-      </w:r>
-      <w:r>
-        <w:rPr>
-          <w:b/>
-          <w:bCs/>
-        </w:rPr>
-        <w:t>(Validate email address on change contact details page)</w:t>
+    <w:p/>
+    <w:p>
+      <w:pPr>
+        <w:rPr>
+          <w:b/>
+          <w:bCs/>
+          <w:u w:val="single"/>
+        </w:rPr>
+      </w:pPr>
+      <w:r>
+        <w:rPr>
+          <w:b/>
+          <w:bCs/>
+          <w:u w:val="single"/>
+        </w:rPr>
+        <w:t>294: (Validate email address on change contact details page)</w:t>
       </w:r>
     </w:p>
     <w:p>
@@ -183,7 +327,765 @@
         <w:t>SO THAT ensure data quality and to ensure, that when passed to the back-end systems (e.g. Microsoft Dynamics), the new contact details can be saved</w:t>
       </w:r>
     </w:p>
-    <w:p/>
+    <w:p>
+      <w:pPr>
+        <w:rPr>
+          <w:b/>
+          <w:bCs/>
+          <w:sz w:val="22"/>
+          <w:szCs w:val="22"/>
+          <w:u w:val="single"/>
+        </w:rPr>
+      </w:pPr>
+    </w:p>
+    <w:p>
+      <w:pPr>
+        <w:rPr>
+          <w:b/>
+          <w:bCs/>
+          <w:sz w:val="22"/>
+          <w:szCs w:val="22"/>
+          <w:u w:val="single"/>
+        </w:rPr>
+      </w:pPr>
+      <w:r>
+        <w:rPr>
+          <w:b/>
+          <w:bCs/>
+          <w:sz w:val="22"/>
+          <w:szCs w:val="22"/>
+          <w:u w:val="single"/>
+        </w:rPr>
+        <w:t>Acceptance Criteria</w:t>
+      </w:r>
+    </w:p>
+    <w:p>
+      <w:pPr>
+        <w:rPr>
+          <w:b/>
+          <w:bCs/>
+          <w:sz w:val="22"/>
+          <w:szCs w:val="22"/>
+          <w:u w:val="single"/>
+        </w:rPr>
+      </w:pPr>
+    </w:p>
+    <w:p>
+      <w:pPr>
+        <w:rPr>
+          <w:sz w:val="22"/>
+          <w:szCs w:val="22"/>
+          <w:u w:val="single"/>
+        </w:rPr>
+      </w:pPr>
+      <w:r>
+        <w:rPr>
+          <w:b/>
+          <w:bCs/>
+          <w:sz w:val="22"/>
+          <w:szCs w:val="22"/>
+          <w:u w:val="single"/>
+        </w:rPr>
+        <w:t xml:space="preserve">Scenario: As a member portal account </w:t>
+      </w:r>
+      <w:proofErr w:type="gramStart"/>
+      <w:r>
+        <w:rPr>
+          <w:b/>
+          <w:bCs/>
+          <w:sz w:val="22"/>
+          <w:szCs w:val="22"/>
+          <w:u w:val="single"/>
+        </w:rPr>
+        <w:t>holder</w:t>
+      </w:r>
+      <w:proofErr w:type="gramEnd"/>
+      <w:r>
+        <w:rPr>
+          <w:b/>
+          <w:bCs/>
+          <w:sz w:val="22"/>
+          <w:szCs w:val="22"/>
+          <w:u w:val="single"/>
+        </w:rPr>
+        <w:t xml:space="preserve"> I require the change contact details page to perform additional in-field validation for email address.</w:t>
+      </w:r>
+      <w:r>
+        <w:rPr>
+          <w:sz w:val="22"/>
+          <w:szCs w:val="22"/>
+          <w:u w:val="single"/>
+        </w:rPr>
+        <w:br/>
+      </w:r>
+    </w:p>
+    <w:p>
+      <w:pPr>
+        <w:rPr>
+          <w:sz w:val="22"/>
+          <w:szCs w:val="22"/>
+          <w:u w:val="single"/>
+        </w:rPr>
+      </w:pPr>
+      <w:r>
+        <w:rPr>
+          <w:sz w:val="22"/>
+          <w:szCs w:val="22"/>
+          <w:u w:val="single"/>
+        </w:rPr>
+        <w:t>GIVEN I am a member portal account holder</w:t>
+      </w:r>
+    </w:p>
+    <w:p>
+      <w:pPr>
+        <w:rPr>
+          <w:sz w:val="22"/>
+          <w:szCs w:val="22"/>
+          <w:u w:val="single"/>
+        </w:rPr>
+      </w:pPr>
+      <w:r>
+        <w:rPr>
+          <w:sz w:val="22"/>
+          <w:szCs w:val="22"/>
+          <w:u w:val="single"/>
+        </w:rPr>
+        <w:t>WHEN I change my contact details</w:t>
+      </w:r>
+    </w:p>
+    <w:p>
+      <w:pPr>
+        <w:rPr>
+          <w:sz w:val="22"/>
+          <w:szCs w:val="22"/>
+          <w:u w:val="single"/>
+        </w:rPr>
+      </w:pPr>
+      <w:r>
+        <w:rPr>
+          <w:sz w:val="22"/>
+          <w:szCs w:val="22"/>
+          <w:u w:val="single"/>
+        </w:rPr>
+        <w:t>AND specifically, I change my email address</w:t>
+      </w:r>
+    </w:p>
+    <w:p>
+      <w:pPr>
+        <w:rPr>
+          <w:sz w:val="22"/>
+          <w:szCs w:val="22"/>
+          <w:u w:val="single"/>
+        </w:rPr>
+      </w:pPr>
+      <w:r>
+        <w:rPr>
+          <w:sz w:val="22"/>
+          <w:szCs w:val="22"/>
+          <w:u w:val="single"/>
+        </w:rPr>
+        <w:lastRenderedPageBreak/>
+        <w:t>THEN my new email address is to undergo additional in-field validation</w:t>
+      </w:r>
+    </w:p>
+    <w:p>
+      <w:pPr>
+        <w:rPr>
+          <w:sz w:val="22"/>
+          <w:szCs w:val="22"/>
+          <w:u w:val="single"/>
+        </w:rPr>
+      </w:pPr>
+    </w:p>
+    <w:p>
+      <w:pPr>
+        <w:rPr>
+          <w:sz w:val="22"/>
+          <w:szCs w:val="22"/>
+          <w:u w:val="single"/>
+        </w:rPr>
+      </w:pPr>
+      <w:r>
+        <w:rPr>
+          <w:b/>
+          <w:bCs/>
+          <w:sz w:val="22"/>
+          <w:szCs w:val="22"/>
+          <w:u w:val="single"/>
+        </w:rPr>
+        <w:t>Scenario: Pass</w:t>
+      </w:r>
+    </w:p>
+    <w:p>
+      <w:pPr>
+        <w:rPr>
+          <w:sz w:val="22"/>
+          <w:szCs w:val="22"/>
+          <w:u w:val="single"/>
+        </w:rPr>
+      </w:pPr>
+      <w:r>
+        <w:rPr>
+          <w:sz w:val="22"/>
+          <w:szCs w:val="22"/>
+          <w:u w:val="single"/>
+        </w:rPr>
+        <w:t>GIVEN I am a member portal account holder</w:t>
+      </w:r>
+    </w:p>
+    <w:p>
+      <w:pPr>
+        <w:rPr>
+          <w:sz w:val="22"/>
+          <w:szCs w:val="22"/>
+          <w:u w:val="single"/>
+        </w:rPr>
+      </w:pPr>
+      <w:r>
+        <w:rPr>
+          <w:sz w:val="22"/>
+          <w:szCs w:val="22"/>
+          <w:u w:val="single"/>
+        </w:rPr>
+        <w:t>WHEN my new email address satisfies the following:</w:t>
+      </w:r>
+    </w:p>
+    <w:p>
+      <w:pPr>
+        <w:rPr>
+          <w:sz w:val="22"/>
+          <w:szCs w:val="22"/>
+          <w:u w:val="single"/>
+        </w:rPr>
+      </w:pPr>
+      <w:r>
+        <w:rPr>
+          <w:sz w:val="22"/>
+          <w:szCs w:val="22"/>
+          <w:u w:val="single"/>
+        </w:rPr>
+        <w:t>- Contains 0 or more lower case letters, i.e. ‘a’ to ‘z’</w:t>
+      </w:r>
+    </w:p>
+    <w:p>
+      <w:pPr>
+        <w:rPr>
+          <w:sz w:val="22"/>
+          <w:szCs w:val="22"/>
+          <w:u w:val="single"/>
+        </w:rPr>
+      </w:pPr>
+      <w:r>
+        <w:rPr>
+          <w:sz w:val="22"/>
+          <w:szCs w:val="22"/>
+          <w:u w:val="single"/>
+        </w:rPr>
+        <w:t>- Contains 0 or more upper case letters, i.e. ‘A’ to ‘Z’</w:t>
+      </w:r>
+    </w:p>
+    <w:p>
+      <w:pPr>
+        <w:rPr>
+          <w:sz w:val="22"/>
+          <w:szCs w:val="22"/>
+          <w:u w:val="single"/>
+        </w:rPr>
+      </w:pPr>
+      <w:r>
+        <w:rPr>
+          <w:sz w:val="22"/>
+          <w:szCs w:val="22"/>
+          <w:u w:val="single"/>
+        </w:rPr>
+        <w:t>- Contains 0 or more numeric, i.e. ‘0’ to ‘9’</w:t>
+      </w:r>
+    </w:p>
+    <w:p>
+      <w:pPr>
+        <w:rPr>
+          <w:sz w:val="22"/>
+          <w:szCs w:val="22"/>
+          <w:u w:val="single"/>
+        </w:rPr>
+      </w:pPr>
+      <w:r>
+        <w:rPr>
+          <w:sz w:val="22"/>
+          <w:szCs w:val="22"/>
+          <w:u w:val="single"/>
+        </w:rPr>
+        <w:t>- Contains a single '@' as not the first or last character</w:t>
+      </w:r>
+    </w:p>
+    <w:p>
+      <w:pPr>
+        <w:rPr>
+          <w:sz w:val="22"/>
+          <w:szCs w:val="22"/>
+          <w:u w:val="single"/>
+        </w:rPr>
+      </w:pPr>
+      <w:r>
+        <w:rPr>
+          <w:sz w:val="22"/>
+          <w:szCs w:val="22"/>
+          <w:u w:val="single"/>
+        </w:rPr>
+        <w:t>- Does not contain a '.' as the first or last character</w:t>
+      </w:r>
+    </w:p>
+    <w:p>
+      <w:pPr>
+        <w:rPr>
+          <w:sz w:val="22"/>
+          <w:szCs w:val="22"/>
+          <w:u w:val="single"/>
+        </w:rPr>
+      </w:pPr>
+      <w:r>
+        <w:rPr>
+          <w:sz w:val="22"/>
+          <w:szCs w:val="22"/>
+          <w:u w:val="single"/>
+        </w:rPr>
+        <w:t>- Does not contain 2 or more '.' consecutively</w:t>
+      </w:r>
+    </w:p>
+    <w:p>
+      <w:pPr>
+        <w:rPr>
+          <w:sz w:val="22"/>
+          <w:szCs w:val="22"/>
+          <w:u w:val="single"/>
+        </w:rPr>
+      </w:pPr>
+      <w:r>
+        <w:rPr>
+          <w:sz w:val="22"/>
+          <w:szCs w:val="22"/>
+          <w:u w:val="single"/>
+        </w:rPr>
+        <w:t>- Does not contain any special character other than the following “!”, “#”, “$”, “%”, “&amp;”, “'”, “*”, “+”, “</w:t>
+      </w:r>
+      <w:proofErr w:type="gramStart"/>
+      <w:r>
+        <w:rPr>
+          <w:sz w:val="22"/>
+          <w:szCs w:val="22"/>
+          <w:u w:val="single"/>
+        </w:rPr>
+        <w:t>-“</w:t>
+      </w:r>
+      <w:proofErr w:type="gramEnd"/>
+      <w:r>
+        <w:rPr>
+          <w:sz w:val="22"/>
+          <w:szCs w:val="22"/>
+          <w:u w:val="single"/>
+        </w:rPr>
+        <w:t>, “/”, “=”, “?”, “^”, “_”, “`”, “{“, “|”, “}” and “~”</w:t>
+      </w:r>
+    </w:p>
+    <w:p>
+      <w:pPr>
+        <w:rPr>
+          <w:sz w:val="22"/>
+          <w:szCs w:val="22"/>
+          <w:u w:val="single"/>
+        </w:rPr>
+      </w:pPr>
+      <w:r>
+        <w:rPr>
+          <w:sz w:val="22"/>
+          <w:szCs w:val="22"/>
+          <w:u w:val="single"/>
+        </w:rPr>
+        <w:t>- Not have more than 64 characters preceding the ‘@’</w:t>
+      </w:r>
+    </w:p>
+    <w:p>
+      <w:pPr>
+        <w:rPr>
+          <w:sz w:val="22"/>
+          <w:szCs w:val="22"/>
+          <w:u w:val="single"/>
+        </w:rPr>
+      </w:pPr>
+      <w:r>
+        <w:rPr>
+          <w:sz w:val="22"/>
+          <w:szCs w:val="22"/>
+          <w:u w:val="single"/>
+        </w:rPr>
+        <w:t>- Not already be being used for an existing portal account</w:t>
+      </w:r>
+    </w:p>
+    <w:p>
+      <w:pPr>
+        <w:rPr>
+          <w:sz w:val="22"/>
+          <w:szCs w:val="22"/>
+          <w:u w:val="single"/>
+        </w:rPr>
+      </w:pPr>
+      <w:r>
+        <w:rPr>
+          <w:sz w:val="22"/>
+          <w:szCs w:val="22"/>
+          <w:u w:val="single"/>
+        </w:rPr>
+        <w:t>THEN to be treated as valid</w:t>
+      </w:r>
+    </w:p>
+    <w:p>
+      <w:pPr>
+        <w:rPr>
+          <w:sz w:val="22"/>
+          <w:szCs w:val="22"/>
+          <w:u w:val="single"/>
+        </w:rPr>
+      </w:pPr>
+    </w:p>
+    <w:p>
+      <w:pPr>
+        <w:rPr>
+          <w:sz w:val="22"/>
+          <w:szCs w:val="22"/>
+          <w:u w:val="single"/>
+        </w:rPr>
+      </w:pPr>
+      <w:r>
+        <w:rPr>
+          <w:b/>
+          <w:bCs/>
+          <w:sz w:val="22"/>
+          <w:szCs w:val="22"/>
+          <w:u w:val="single"/>
+        </w:rPr>
+        <w:t>Scenario: Fail 1 - Formatting error</w:t>
+      </w:r>
+    </w:p>
+    <w:p>
+      <w:pPr>
+        <w:rPr>
+          <w:sz w:val="22"/>
+          <w:szCs w:val="22"/>
+          <w:u w:val="single"/>
+        </w:rPr>
+      </w:pPr>
+      <w:r>
+        <w:rPr>
+          <w:sz w:val="22"/>
+          <w:szCs w:val="22"/>
+          <w:u w:val="single"/>
+        </w:rPr>
+        <w:t>GIVEN I am member portal account holder</w:t>
+      </w:r>
+    </w:p>
+    <w:p>
+      <w:pPr>
+        <w:rPr>
+          <w:sz w:val="22"/>
+          <w:szCs w:val="22"/>
+          <w:u w:val="single"/>
+        </w:rPr>
+      </w:pPr>
+      <w:r>
+        <w:rPr>
+          <w:sz w:val="22"/>
+          <w:szCs w:val="22"/>
+          <w:u w:val="single"/>
+        </w:rPr>
+        <w:t>WHEN my new email address is one of the following:</w:t>
+      </w:r>
+    </w:p>
+    <w:p>
+      <w:pPr>
+        <w:rPr>
+          <w:sz w:val="22"/>
+          <w:szCs w:val="22"/>
+          <w:u w:val="single"/>
+        </w:rPr>
+      </w:pPr>
+      <w:r>
+        <w:rPr>
+          <w:sz w:val="22"/>
+          <w:szCs w:val="22"/>
+          <w:u w:val="single"/>
+        </w:rPr>
+        <w:t>- Contains more than one '@'</w:t>
+      </w:r>
+    </w:p>
+    <w:p>
+      <w:pPr>
+        <w:rPr>
+          <w:sz w:val="22"/>
+          <w:szCs w:val="22"/>
+          <w:u w:val="single"/>
+        </w:rPr>
+      </w:pPr>
+      <w:r>
+        <w:rPr>
+          <w:sz w:val="22"/>
+          <w:szCs w:val="22"/>
+          <w:u w:val="single"/>
+        </w:rPr>
+        <w:t>- '@' appears as the first or last character</w:t>
+      </w:r>
+    </w:p>
+    <w:p>
+      <w:pPr>
+        <w:rPr>
+          <w:sz w:val="22"/>
+          <w:szCs w:val="22"/>
+          <w:u w:val="single"/>
+        </w:rPr>
+      </w:pPr>
+      <w:r>
+        <w:rPr>
+          <w:sz w:val="22"/>
+          <w:szCs w:val="22"/>
+          <w:u w:val="single"/>
+        </w:rPr>
+        <w:t>- '.' appears as the first or last character</w:t>
+      </w:r>
+    </w:p>
+    <w:p>
+      <w:pPr>
+        <w:rPr>
+          <w:sz w:val="22"/>
+          <w:szCs w:val="22"/>
+          <w:u w:val="single"/>
+        </w:rPr>
+      </w:pPr>
+      <w:r>
+        <w:rPr>
+          <w:sz w:val="22"/>
+          <w:szCs w:val="22"/>
+          <w:u w:val="single"/>
+        </w:rPr>
+        <w:t>- Contains 2 or more '.' consecutively</w:t>
+      </w:r>
+    </w:p>
+    <w:p>
+      <w:pPr>
+        <w:rPr>
+          <w:sz w:val="22"/>
+          <w:szCs w:val="22"/>
+          <w:u w:val="single"/>
+        </w:rPr>
+      </w:pPr>
+      <w:r>
+        <w:rPr>
+          <w:sz w:val="22"/>
+          <w:szCs w:val="22"/>
+          <w:u w:val="single"/>
+        </w:rPr>
+        <w:t>- Contains special character other than the following “!”, “#”, “$”, “%”, “&amp;”, “'”, “*”, “+”, “</w:t>
+      </w:r>
+      <w:proofErr w:type="gramStart"/>
+      <w:r>
+        <w:rPr>
+          <w:sz w:val="22"/>
+          <w:szCs w:val="22"/>
+          <w:u w:val="single"/>
+        </w:rPr>
+        <w:t>-“</w:t>
+      </w:r>
+      <w:proofErr w:type="gramEnd"/>
+      <w:r>
+        <w:rPr>
+          <w:sz w:val="22"/>
+          <w:szCs w:val="22"/>
+          <w:u w:val="single"/>
+        </w:rPr>
+        <w:t>, “/”, “=”, “?”, “^”, “_”, “`”, “{“, “|”, “}” and “~”</w:t>
+      </w:r>
+    </w:p>
+    <w:p>
+      <w:pPr>
+        <w:rPr>
+          <w:sz w:val="22"/>
+          <w:szCs w:val="22"/>
+          <w:u w:val="single"/>
+        </w:rPr>
+      </w:pPr>
+      <w:r>
+        <w:rPr>
+          <w:sz w:val="22"/>
+          <w:szCs w:val="22"/>
+          <w:u w:val="single"/>
+        </w:rPr>
+        <w:t>- More than 64 characters preceding the ‘@’</w:t>
+      </w:r>
+    </w:p>
+    <w:p>
+      <w:pPr>
+        <w:rPr>
+          <w:sz w:val="22"/>
+          <w:szCs w:val="22"/>
+          <w:u w:val="single"/>
+        </w:rPr>
+      </w:pPr>
+      <w:r>
+        <w:rPr>
+          <w:sz w:val="22"/>
+          <w:szCs w:val="22"/>
+          <w:u w:val="single"/>
+        </w:rPr>
+        <w:t>THEN to be treated as an error</w:t>
+      </w:r>
+    </w:p>
+    <w:p>
+      <w:pPr>
+        <w:rPr>
+          <w:sz w:val="22"/>
+          <w:szCs w:val="22"/>
+          <w:u w:val="single"/>
+        </w:rPr>
+      </w:pPr>
+    </w:p>
+    <w:p>
+      <w:pPr>
+        <w:rPr>
+          <w:sz w:val="22"/>
+          <w:szCs w:val="22"/>
+          <w:u w:val="single"/>
+        </w:rPr>
+      </w:pPr>
+      <w:r>
+        <w:rPr>
+          <w:b/>
+          <w:bCs/>
+          <w:sz w:val="22"/>
+          <w:szCs w:val="22"/>
+          <w:u w:val="single"/>
+        </w:rPr>
+        <w:t>Scenario: Fail 2 - email address is already being used for an existing portal account</w:t>
+      </w:r>
+    </w:p>
+    <w:p>
+      <w:pPr>
+        <w:rPr>
+          <w:sz w:val="22"/>
+          <w:szCs w:val="22"/>
+          <w:u w:val="single"/>
+        </w:rPr>
+      </w:pPr>
+      <w:r>
+        <w:rPr>
+          <w:sz w:val="22"/>
+          <w:szCs w:val="22"/>
+          <w:u w:val="single"/>
+        </w:rPr>
+        <w:lastRenderedPageBreak/>
+        <w:t>GIVEN I am a member portal account holder</w:t>
+      </w:r>
+    </w:p>
+    <w:p>
+      <w:pPr>
+        <w:rPr>
+          <w:sz w:val="22"/>
+          <w:szCs w:val="22"/>
+          <w:u w:val="single"/>
+        </w:rPr>
+      </w:pPr>
+      <w:r>
+        <w:rPr>
+          <w:sz w:val="22"/>
+          <w:szCs w:val="22"/>
+          <w:u w:val="single"/>
+        </w:rPr>
+        <w:t>WHEN my new email address is already be being used for an existing portal account</w:t>
+      </w:r>
+    </w:p>
+    <w:p>
+      <w:pPr>
+        <w:rPr>
+          <w:sz w:val="22"/>
+          <w:szCs w:val="22"/>
+          <w:u w:val="single"/>
+        </w:rPr>
+      </w:pPr>
+      <w:r>
+        <w:rPr>
+          <w:sz w:val="22"/>
+          <w:szCs w:val="22"/>
+          <w:u w:val="single"/>
+        </w:rPr>
+        <w:t>THEN to be treated as an error</w:t>
+      </w:r>
+    </w:p>
+    <w:p>
+      <w:pPr>
+        <w:rPr>
+          <w:sz w:val="22"/>
+          <w:szCs w:val="22"/>
+          <w:u w:val="single"/>
+        </w:rPr>
+      </w:pPr>
+    </w:p>
+    <w:p>
+      <w:pPr>
+        <w:rPr>
+          <w:sz w:val="22"/>
+          <w:szCs w:val="22"/>
+          <w:u w:val="single"/>
+        </w:rPr>
+      </w:pPr>
+    </w:p>
+    <w:p>
+      <w:pPr>
+        <w:rPr>
+          <w:sz w:val="22"/>
+          <w:szCs w:val="22"/>
+          <w:u w:val="single"/>
+        </w:rPr>
+      </w:pPr>
+      <w:r>
+        <w:rPr>
+          <w:sz w:val="22"/>
+          <w:szCs w:val="22"/>
+          <w:u w:val="single"/>
+        </w:rPr>
+        <w:drawing>
+          <wp:inline distT="0" distB="0" distL="0" distR="0" wp14:anchorId="7029E69A" wp14:editId="3E1A101A">
+            <wp:extent cx="5731510" cy="2235200"/>
+            <wp:effectExtent l="0" t="0" r="2540" b="0"/>
+            <wp:docPr id="887888336" name="Picture 1" descr="A screenshot of a email address&#10;&#10;Description automatically generated"/>
+            <wp:cNvGraphicFramePr>
+              <a:graphicFrameLocks xmlns:a="http://schemas.openxmlformats.org/drawingml/2006/main" noChangeAspect="1"/>
+            </wp:cNvGraphicFramePr>
+            <a:graphic xmlns:a="http://schemas.openxmlformats.org/drawingml/2006/main">
+              <a:graphicData uri="http://schemas.openxmlformats.org/drawingml/2006/picture">
+                <pic:pic xmlns:pic="http://schemas.openxmlformats.org/drawingml/2006/picture">
+                  <pic:nvPicPr>
+                    <pic:cNvPr id="887888336" name="Picture 1" descr="A screenshot of a email address&#10;&#10;Description automatically generated"/>
+                    <pic:cNvPicPr/>
+                  </pic:nvPicPr>
+                  <pic:blipFill>
+                    <a:blip r:embed="rId4"/>
+                    <a:stretch>
+                      <a:fillRect/>
+                    </a:stretch>
+                  </pic:blipFill>
+                  <pic:spPr>
+                    <a:xfrm>
+                      <a:off x="0" y="0"/>
+                      <a:ext cx="5731510" cy="2235200"/>
+                    </a:xfrm>
+                    <a:prstGeom prst="rect">
+                      <a:avLst/>
+                    </a:prstGeom>
+                  </pic:spPr>
+                </pic:pic>
+              </a:graphicData>
+            </a:graphic>
+          </wp:inline>
+        </w:drawing>
+      </w:r>
+    </w:p>
     <w:sectPr>
       <w:pgSz w:w="11906" w:h="16838"/>
       <w:pgMar w:top="1440" w:right="1440" w:bottom="1440" w:left="1440" w:header="708" w:footer="708" w:gutter="0"/>
